--- a/library/php/Lehrkraftsicht_auf_Teilnehmer/6.x Datengewinnung und Auswertung der Lehrkraftsicht.docx
+++ b/library/php/Lehrkraftsicht_auf_Teilnehmer/6.x Datengewinnung und Auswertung der Lehrkraftsicht.docx
@@ -409,7 +409,7 @@
           <w:rFonts w:ascii="Times New Roman" w:hAnsi="Times New Roman"/>
         </w:rPr>
         <w:pict w14:anchorId="65697F89">
-          <v:rect id="_x0000_i1061" style="width:0;height:1.5pt" o:hralign="center" o:hrstd="t" o:hr="t" fillcolor="#a0a0a0" stroked="f"/>
+          <v:rect id="_x0000_i1025" style="width:0;height:1.5pt" o:hralign="center" o:hrstd="t" o:hr="t" fillcolor="#a0a0a0" stroked="f"/>
         </w:pict>
       </w:r>
     </w:p>
@@ -439,12 +439,135 @@
       </w:r>
     </w:p>
     <w:p>
+      <w:r>
+        <w:sym w:font="Wingdings" w:char="F0DF"/>
+      </w:r>
+    </w:p>
+    <w:p>
+      <w:r>
+        <w:t xml:space="preserve">1. Stabilisierungsvorhersage des FRZK                                </w:t>
+      </w:r>
+    </w:p>
+    <w:p>
+      <w:r>
+        <w:t xml:space="preserve">2. Resonanzvorhersage                                                </w:t>
+      </w:r>
+    </w:p>
+    <w:p>
+      <w:r>
+        <w:t xml:space="preserve">3. Nichtlinearitätsnachweis                                          </w:t>
+      </w:r>
+    </w:p>
+    <w:p>
+      <w:r>
+        <w:t xml:space="preserve">4. Operatorwirkung                                                   </w:t>
+      </w:r>
+    </w:p>
+    <w:p>
+      <w:r>
+        <w:t xml:space="preserve">5. Kohärenzbildung                                                   </w:t>
+      </w:r>
+    </w:p>
+    <w:p>
+      <w:r>
+        <w:t xml:space="preserve">6. </w:t>
+      </w:r>
+      <w:proofErr w:type="spellStart"/>
+      <w:r>
+        <w:t>Emergenzvorhersage</w:t>
+      </w:r>
+      <w:proofErr w:type="spellEnd"/>
+      <w:r>
+        <w:t xml:space="preserve">                                                </w:t>
+      </w:r>
+    </w:p>
+    <w:p>
+      <w:r>
+        <w:t xml:space="preserve">7. Dynamische Drift                                                  </w:t>
+      </w:r>
+    </w:p>
+    <w:p>
+      <w:r>
+        <w:t xml:space="preserve">8. Attraktor-Nachweis                                                </w:t>
+      </w:r>
+    </w:p>
+    <w:p>
+      <w:r>
+        <w:t xml:space="preserve">9. Lehrkraft als Zustandsoperator                                    </w:t>
+      </w:r>
+    </w:p>
+    <w:p>
+      <w:r>
+        <w:lastRenderedPageBreak/>
+        <w:t xml:space="preserve">10. Systemische Kipppunkte                                           </w:t>
+      </w:r>
+    </w:p>
+    <w:p>
+      <w:r>
+        <w:t xml:space="preserve">12. Cluster Lehrkraft                                                </w:t>
+      </w:r>
+    </w:p>
+    <w:p>
+      <w:r>
+        <w:t xml:space="preserve">13. Operator-Resonanzanalyse                                         </w:t>
+      </w:r>
+    </w:p>
+    <w:p>
+      <w:r>
+        <w:t xml:space="preserve">14. Resonanzfenster optimaler Nachhilfe                              </w:t>
+      </w:r>
+    </w:p>
+    <w:p>
+      <w:r>
+        <w:t xml:space="preserve">15. Dominanzwechsel-Analyse                                          </w:t>
+      </w:r>
+    </w:p>
+    <w:p>
+      <w:r>
+        <w:t xml:space="preserve">16. Semantische Erschöpfung - Sättigung                              </w:t>
+      </w:r>
+    </w:p>
+    <w:p>
+      <w:r>
+        <w:t xml:space="preserve">17. Lehrkraftsignatur - semantischer Fingerabdruck                   </w:t>
+      </w:r>
+    </w:p>
+    <w:p>
+      <w:r>
+        <w:t xml:space="preserve">18. Zeitliche Unterrichtsphasen-Erkennung                            </w:t>
+      </w:r>
+    </w:p>
+    <w:p>
+      <w:r>
+        <w:t xml:space="preserve">19. Semantische </w:t>
+      </w:r>
+      <w:proofErr w:type="spellStart"/>
+      <w:r>
+        <w:t>Attraktorlandschaften</w:t>
+      </w:r>
+      <w:proofErr w:type="spellEnd"/>
+      <w:r>
+        <w:t xml:space="preserve">                                </w:t>
+      </w:r>
+    </w:p>
+    <w:p>
+      <w:r>
+        <w:t xml:space="preserve">23. Didaktische Interventionssensitivität                </w:t>
+      </w:r>
+    </w:p>
+    <w:p>
+      <w:r>
+        <w:sym w:font="Wingdings" w:char="F0E0"/>
+      </w:r>
+    </w:p>
+    <w:p/>
+    <w:p>
       <w:pPr>
         <w:pStyle w:val="berschrift3"/>
       </w:pPr>
       <w:r>
         <w:lastRenderedPageBreak/>
-        <w:t>6.x.4 Stabilisierungsvorhersage</w:t>
+        <w:t>6.x.4 Stabilisierungsvorhersage des FRZK</w:t>
       </w:r>
     </w:p>
     <w:p>
@@ -452,7 +575,8 @@
         <w:pStyle w:val="berschrift3"/>
       </w:pPr>
       <w:r>
-        <w:t>6.x.5 Semantische Dichte und Intensität</w:t>
+        <w:br/>
+        <w:t>6.x.5 Resonanzvorhersage</w:t>
       </w:r>
     </w:p>
     <w:p>
@@ -460,6 +584,7 @@
         <w:pStyle w:val="berschrift3"/>
       </w:pPr>
       <w:r>
+        <w:br/>
         <w:t>6.x.6 Nichtlinearitätsnachweis</w:t>
       </w:r>
     </w:p>
@@ -468,6 +593,7 @@
         <w:pStyle w:val="berschrift3"/>
       </w:pPr>
       <w:r>
+        <w:br/>
         <w:t>6.x.7 Operatorwirkung</w:t>
       </w:r>
     </w:p>
@@ -476,6 +602,7 @@
         <w:pStyle w:val="berschrift3"/>
       </w:pPr>
       <w:r>
+        <w:br/>
         <w:t>6.x.8 Kohärenzbildung</w:t>
       </w:r>
     </w:p>
@@ -484,6 +611,7 @@
         <w:pStyle w:val="berschrift3"/>
       </w:pPr>
       <w:r>
+        <w:br/>
         <w:t xml:space="preserve">6.x.9 </w:t>
       </w:r>
       <w:proofErr w:type="spellStart"/>
@@ -497,6 +625,7 @@
         <w:pStyle w:val="berschrift3"/>
       </w:pPr>
       <w:r>
+        <w:br/>
         <w:t>6.x.10 Dynamische Drift</w:t>
       </w:r>
     </w:p>
@@ -505,6 +634,7 @@
         <w:pStyle w:val="berschrift3"/>
       </w:pPr>
       <w:r>
+        <w:br/>
         <w:t>6.x.11 Attraktor-Nachweis</w:t>
       </w:r>
     </w:p>
@@ -513,6 +643,7 @@
         <w:pStyle w:val="berschrift3"/>
       </w:pPr>
       <w:r>
+        <w:br/>
         <w:t>6.x.12 Lehrkraft als Zustandsoperator</w:t>
       </w:r>
     </w:p>
@@ -521,11 +652,104 @@
         <w:pStyle w:val="berschrift3"/>
       </w:pPr>
       <w:r>
+        <w:br/>
         <w:t>6.x.13 Systemische Kipppunkte</w:t>
       </w:r>
     </w:p>
     <w:p>
       <w:pPr>
+        <w:pStyle w:val="berschrift3"/>
+      </w:pPr>
+      <w:r>
+        <w:br/>
+        <w:t>6.x.14 Cluster Lehrkraft</w:t>
+      </w:r>
+    </w:p>
+    <w:p>
+      <w:pPr>
+        <w:pStyle w:val="berschrift3"/>
+      </w:pPr>
+      <w:r>
+        <w:br/>
+        <w:t>6.x.15 Operator-Resonanzanalyse</w:t>
+      </w:r>
+    </w:p>
+    <w:p>
+      <w:pPr>
+        <w:pStyle w:val="berschrift3"/>
+      </w:pPr>
+      <w:r>
+        <w:br/>
+        <w:t>6.x.16 Resonanzfenster optimaler Nachhilfe</w:t>
+      </w:r>
+    </w:p>
+    <w:p>
+      <w:pPr>
+        <w:pStyle w:val="berschrift3"/>
+      </w:pPr>
+      <w:r>
+        <w:br/>
+        <w:t>6.x.17 Dominanzwechsel-Analyse</w:t>
+      </w:r>
+    </w:p>
+    <w:p>
+      <w:pPr>
+        <w:pStyle w:val="berschrift3"/>
+      </w:pPr>
+      <w:r>
+        <w:br/>
+        <w:t>6.x.18 Semantische Erschöpfung – Sättigung</w:t>
+      </w:r>
+    </w:p>
+    <w:p>
+      <w:pPr>
+        <w:pStyle w:val="berschrift3"/>
+      </w:pPr>
+      <w:r>
+        <w:br/>
+        <w:t>6.x.19 Lehrkraftsignatur – semantischer Fingerabdruck</w:t>
+      </w:r>
+    </w:p>
+    <w:p>
+      <w:pPr>
+        <w:pStyle w:val="berschrift3"/>
+      </w:pPr>
+      <w:r>
+        <w:br/>
+        <w:t>6.x.20 Zeitliche Unterrichtsphasen-Erkennung</w:t>
+      </w:r>
+    </w:p>
+    <w:p>
+      <w:pPr>
+        <w:pStyle w:val="berschrift3"/>
+      </w:pPr>
+      <w:r>
+        <w:br/>
+        <w:t xml:space="preserve">6.x.21 Semantische </w:t>
+      </w:r>
+      <w:proofErr w:type="spellStart"/>
+      <w:r>
+        <w:t>Attraktorlandschaften</w:t>
+      </w:r>
+      <w:proofErr w:type="spellEnd"/>
+    </w:p>
+    <w:p>
+      <w:pPr>
+        <w:pStyle w:val="berschrift3"/>
+      </w:pPr>
+      <w:r>
+        <w:br/>
+        <w:t>6.x.22 Didaktische Interventionssensitivität</w:t>
+      </w:r>
+    </w:p>
+    <w:p/>
+    <w:p>
+      <w:r>
+        <w:t xml:space="preserve">            </w:t>
+      </w:r>
+    </w:p>
+    <w:p>
+      <w:pPr>
         <w:spacing w:after="0"/>
         <w:rPr>
           <w:rFonts w:ascii="Times New Roman" w:hAnsi="Times New Roman"/>
@@ -536,7 +760,7 @@
           <w:rFonts w:ascii="Times New Roman" w:hAnsi="Times New Roman"/>
         </w:rPr>
         <w:pict w14:anchorId="1B4EA175">
-          <v:rect id="_x0000_i1062" style="width:0;height:1.5pt" o:hralign="center" o:hrstd="t" o:hr="t" fillcolor="#a0a0a0" stroked="f"/>
+          <v:rect id="_x0000_i1026" style="width:0;height:1.5pt" o:hralign="center" o:hrstd="t" o:hr="t" fillcolor="#a0a0a0" stroked="f"/>
         </w:pict>
       </w:r>
     </w:p>
@@ -562,6 +786,7 @@
           <w:sz w:val="48"/>
           <w:szCs w:val="48"/>
         </w:rPr>
+        <w:lastRenderedPageBreak/>
         <w:t>Danach ein integrativer Syntheseabschnitt</w:t>
       </w:r>
     </w:p>
@@ -570,7 +795,13 @@
         <w:pStyle w:val="berschrift3"/>
       </w:pPr>
       <w:r>
-        <w:t>6.x.14 Gesamtmodell der Lehrkraftsicht im FRZK</w:t>
+        <w:t>6.x.</w:t>
+      </w:r>
+      <w:r>
+        <w:t xml:space="preserve">23 </w:t>
+      </w:r>
+      <w:r>
+        <w:t>Gesamtmodell der Lehrkraftsicht im FRZK</w:t>
       </w:r>
     </w:p>
     <w:p>
@@ -801,7 +1032,7 @@
           <w:rFonts w:ascii="Times New Roman" w:hAnsi="Times New Roman"/>
         </w:rPr>
         <w:pict w14:anchorId="3294D48E">
-          <v:rect id="_x0000_i1063" style="width:0;height:1.5pt" o:hralign="center" o:hrstd="t" o:hr="t" fillcolor="#a0a0a0" stroked="f"/>
+          <v:rect id="_x0000_i1027" style="width:0;height:1.5pt" o:hralign="center" o:hrstd="t" o:hr="t" fillcolor="#a0a0a0" stroked="f"/>
         </w:pict>
       </w:r>
     </w:p>
@@ -882,7 +1113,6 @@
         <w:rPr>
           <w:rFonts w:ascii="Times New Roman" w:hAnsi="Times New Roman"/>
         </w:rPr>
-        <w:lastRenderedPageBreak/>
         <w:t xml:space="preserve">vollständige SQL-Abfragen </w:t>
       </w:r>
     </w:p>
@@ -1123,6 +1353,7 @@
           <w:sz w:val="36"/>
           <w:szCs w:val="36"/>
         </w:rPr>
+        <w:lastRenderedPageBreak/>
         <w:t>Methodische Dokumentation</w:t>
       </w:r>
     </w:p>
@@ -1449,6 +1680,7 @@
     <w:lvl w:ilvl="0">
       <w:start w:val="1"/>
       <w:numFmt w:val="bullet"/>
+      <w:pStyle w:val="Quellenverzeichnis"/>
       <w:lvlText w:val=""/>
       <w:lvlJc w:val="left"/>
       <w:pPr>
@@ -2003,6 +2235,120 @@
     </w:lvl>
   </w:abstractNum>
   <w:abstractNum w:abstractNumId="6" w15:restartNumberingAfterBreak="0">
+    <w:nsid w:val="396225AE"/>
+    <w:multiLevelType w:val="multilevel"/>
+    <w:tmpl w:val="86D04CD2"/>
+    <w:lvl w:ilvl="0">
+      <w:start w:val="1"/>
+      <w:numFmt w:val="decimal"/>
+      <w:pStyle w:val="Zahlenliste"/>
+      <w:lvlText w:val="%1."/>
+      <w:lvlJc w:val="left"/>
+      <w:pPr>
+        <w:tabs>
+          <w:tab w:val="num" w:pos="720"/>
+        </w:tabs>
+        <w:ind w:left="720" w:hanging="720"/>
+      </w:pPr>
+    </w:lvl>
+    <w:lvl w:ilvl="1">
+      <w:start w:val="1"/>
+      <w:numFmt w:val="decimal"/>
+      <w:lvlText w:val="%2."/>
+      <w:lvlJc w:val="left"/>
+      <w:pPr>
+        <w:tabs>
+          <w:tab w:val="num" w:pos="1440"/>
+        </w:tabs>
+        <w:ind w:left="1440" w:hanging="720"/>
+      </w:pPr>
+    </w:lvl>
+    <w:lvl w:ilvl="2">
+      <w:start w:val="1"/>
+      <w:numFmt w:val="decimal"/>
+      <w:lvlText w:val="%3."/>
+      <w:lvlJc w:val="left"/>
+      <w:pPr>
+        <w:tabs>
+          <w:tab w:val="num" w:pos="2160"/>
+        </w:tabs>
+        <w:ind w:left="2160" w:hanging="720"/>
+      </w:pPr>
+    </w:lvl>
+    <w:lvl w:ilvl="3">
+      <w:start w:val="1"/>
+      <w:numFmt w:val="decimal"/>
+      <w:lvlText w:val="%4."/>
+      <w:lvlJc w:val="left"/>
+      <w:pPr>
+        <w:tabs>
+          <w:tab w:val="num" w:pos="2880"/>
+        </w:tabs>
+        <w:ind w:left="2880" w:hanging="720"/>
+      </w:pPr>
+    </w:lvl>
+    <w:lvl w:ilvl="4">
+      <w:start w:val="1"/>
+      <w:numFmt w:val="decimal"/>
+      <w:lvlText w:val="%5."/>
+      <w:lvlJc w:val="left"/>
+      <w:pPr>
+        <w:tabs>
+          <w:tab w:val="num" w:pos="3600"/>
+        </w:tabs>
+        <w:ind w:left="3600" w:hanging="720"/>
+      </w:pPr>
+    </w:lvl>
+    <w:lvl w:ilvl="5">
+      <w:start w:val="1"/>
+      <w:numFmt w:val="decimal"/>
+      <w:lvlText w:val="%6."/>
+      <w:lvlJc w:val="left"/>
+      <w:pPr>
+        <w:tabs>
+          <w:tab w:val="num" w:pos="4320"/>
+        </w:tabs>
+        <w:ind w:left="4320" w:hanging="720"/>
+      </w:pPr>
+    </w:lvl>
+    <w:lvl w:ilvl="6">
+      <w:start w:val="1"/>
+      <w:numFmt w:val="decimal"/>
+      <w:lvlText w:val="%7."/>
+      <w:lvlJc w:val="left"/>
+      <w:pPr>
+        <w:tabs>
+          <w:tab w:val="num" w:pos="5040"/>
+        </w:tabs>
+        <w:ind w:left="5040" w:hanging="720"/>
+      </w:pPr>
+    </w:lvl>
+    <w:lvl w:ilvl="7">
+      <w:start w:val="1"/>
+      <w:numFmt w:val="decimal"/>
+      <w:lvlText w:val="%8."/>
+      <w:lvlJc w:val="left"/>
+      <w:pPr>
+        <w:tabs>
+          <w:tab w:val="num" w:pos="5760"/>
+        </w:tabs>
+        <w:ind w:left="5760" w:hanging="720"/>
+      </w:pPr>
+    </w:lvl>
+    <w:lvl w:ilvl="8">
+      <w:start w:val="1"/>
+      <w:numFmt w:val="decimal"/>
+      <w:lvlText w:val="%9."/>
+      <w:lvlJc w:val="left"/>
+      <w:pPr>
+        <w:tabs>
+          <w:tab w:val="num" w:pos="6480"/>
+        </w:tabs>
+        <w:ind w:left="6480" w:hanging="720"/>
+      </w:pPr>
+    </w:lvl>
+  </w:abstractNum>
+  <w:abstractNum w:abstractNumId="7" w15:restartNumberingAfterBreak="0">
     <w:nsid w:val="58CB2CE1"/>
     <w:multiLevelType w:val="multilevel"/>
     <w:tmpl w:val="BA92F74C"/>
@@ -2151,7 +2497,7 @@
       </w:rPr>
     </w:lvl>
   </w:abstractNum>
-  <w:abstractNum w:abstractNumId="7" w15:restartNumberingAfterBreak="0">
+  <w:abstractNum w:abstractNumId="8" w15:restartNumberingAfterBreak="0">
     <w:nsid w:val="59374D34"/>
     <w:multiLevelType w:val="multilevel"/>
     <w:tmpl w:val="1F40352A"/>
@@ -2300,7 +2646,7 @@
       </w:rPr>
     </w:lvl>
   </w:abstractNum>
-  <w:abstractNum w:abstractNumId="8" w15:restartNumberingAfterBreak="0">
+  <w:abstractNum w:abstractNumId="9" w15:restartNumberingAfterBreak="0">
     <w:nsid w:val="68721995"/>
     <w:multiLevelType w:val="multilevel"/>
     <w:tmpl w:val="6090E520"/>
@@ -2449,7 +2795,7 @@
       </w:rPr>
     </w:lvl>
   </w:abstractNum>
-  <w:abstractNum w:abstractNumId="9" w15:restartNumberingAfterBreak="0">
+  <w:abstractNum w:abstractNumId="10" w15:restartNumberingAfterBreak="0">
     <w:nsid w:val="73445171"/>
     <w:multiLevelType w:val="multilevel"/>
     <w:tmpl w:val="2FFC1EB2"/>
@@ -2608,16 +2954,16 @@
     <w:abstractNumId w:val="4"/>
   </w:num>
   <w:num w:numId="4" w16cid:durableId="1894079129">
-    <w:abstractNumId w:val="9"/>
+    <w:abstractNumId w:val="10"/>
   </w:num>
   <w:num w:numId="5" w16cid:durableId="1104419899">
-    <w:abstractNumId w:val="8"/>
+    <w:abstractNumId w:val="9"/>
   </w:num>
   <w:num w:numId="6" w16cid:durableId="315493942">
     <w:abstractNumId w:val="5"/>
   </w:num>
   <w:num w:numId="7" w16cid:durableId="17124504">
-    <w:abstractNumId w:val="7"/>
+    <w:abstractNumId w:val="8"/>
   </w:num>
   <w:num w:numId="8" w16cid:durableId="1000281320">
     <w:abstractNumId w:val="2"/>
@@ -2626,6 +2972,9 @@
     <w:abstractNumId w:val="3"/>
   </w:num>
   <w:num w:numId="10" w16cid:durableId="1634679236">
+    <w:abstractNumId w:val="7"/>
+  </w:num>
+  <w:num w:numId="11" w16cid:durableId="1333483845">
     <w:abstractNumId w:val="6"/>
   </w:num>
   <w:numIdMacAtCleanup w:val="1"/>
@@ -3567,11 +3916,8 @@
     <w:rsid w:val="00997246"/>
     <w:pPr>
       <w:numPr>
-        <w:numId w:val="85"/>
+        <w:numId w:val="11"/>
       </w:numPr>
-      <w:tabs>
-        <w:tab w:val="clear" w:pos="360"/>
-      </w:tabs>
       <w:spacing w:line="360" w:lineRule="auto"/>
       <w:ind w:left="1077" w:hanging="357"/>
     </w:pPr>
